--- a/zaini_case_audit_output/outputs/word/documents/111_ضبط جلسة رقم 33 يوم 02-12-1444 هـ للقضية رقم 42824717.docx
+++ b/zaini_case_audit_output/outputs/word/documents/111_ضبط جلسة رقم 33 يوم 02-12-1444 هـ للقضية رقم 42824717.docx
@@ -70,14 +70,13 @@
     <w:p/>
     <w:p>
       <w:pPr>
+        <w:pStyle w:val="Heading2"/>
         <w:jc w:val="right"/>
         <w:bidi/>
       </w:pPr>
       <w:r>
-        <w:rPr>
-          <w:b w:val="0"/>
-          <w:i w:val="0"/>
-        </w:rPr>
+        <w:t>[نص الضبط / الحكم — المتن الفعلي] ===</w:t>
+        <w:br/>
         <w:t>أسامة بن احمد بن عباس زيني</w:t>
       </w:r>
     </w:p>

--- a/zaini_case_audit_output/outputs/word/documents/111_ضبط جلسة رقم 33 يوم 02-12-1444 هـ للقضية رقم 42824717.docx
+++ b/zaini_case_audit_output/outputs/word/documents/111_ضبط جلسة رقم 33 يوم 02-12-1444 هـ للقضية رقم 42824717.docx
@@ -103,7 +103,7 @@
           <w:b w:val="0"/>
           <w:i w:val="0"/>
         </w:rPr>
-        <w:t>.يفقثلا ءازج دشار فيفر ،فرشم نب يلع ،يمايلا بلاط حلاص ،جوخ ميهاربا لصيف مازع ،يبلعثلا زاوف دمحم ،عئاش يلالب ملاس هللادبع ،يناطحقلا رصان دجام ناطلس ،يريدسلا ناميلس دمحم ناميلس ،يثراحلا فلخ قراط :نوماحم .هليكوو يريطملا دعس دوعس رمع /2003يعطملا .(1008017301 ةيوه) ينيز سابع دمحا ةماسا هيلع ىعدملا .(1017092733 ةيوه) ينيز سابع دمحا ناندع يعدملا :ةيضقلا فارطأ</w:t>
+        <w:t>أطراف القضية: المدعي عدنان احمد عباس زيني (هوية 1017092733). المدعى عليه اسامة احمد عباس زيني (هوية 1008017301). المطعي/2003 عمر سعود سعد المطيري ووكيله. محامون: طارق خلف الحارثي، سليمان محمد سليمان السديري، سلطان ماجد ناصر القحطاني، عبدالله سالم بلالي شائع، محمد فواز الثعلبي، عزام فيصل ابراهيم خوج، صالح طالب اليامي، علي بن مشرف، رفيف راشد جزاء الثقفي.</w:t>
       </w:r>
     </w:p>
     <w:p>

--- a/zaini_case_audit_output/outputs/word/documents/111_ضبط جلسة رقم 33 يوم 02-12-1444 هـ للقضية رقم 42824717.docx
+++ b/zaini_case_audit_output/outputs/word/documents/111_ضبط جلسة رقم 33 يوم 02-12-1444 هـ للقضية رقم 42824717.docx
@@ -53,20 +53,6 @@
         <w:t>[مخرج آلي / Script Output - سماوي]  [مخرج آلي يحتاج مراجعة بشرية - وردي]</w:t>
       </w:r>
     </w:p>
-    <w:p>
-      <w:pPr>
-        <w:jc w:val="right"/>
-        <w:bidi/>
-      </w:pPr>
-      <w:r>
-        <w:rPr>
-          <w:b w:val="0"/>
-          <w:i/>
-          <w:color w:val="C00000"/>
-        </w:rPr>
-        <w:t>[نص ممسوح OCR صُحِّح ترتيبه آلياً — قد يحتوي أخطاء طفيفة]</w:t>
-      </w:r>
-    </w:p>
     <w:p/>
     <w:p>
       <w:pPr>
@@ -75,7 +61,7 @@
         <w:bidi/>
       </w:pPr>
       <w:r>
-        <w:t>[نص الضبط / الحكم — المتن الفعلي] ===</w:t>
+        <w:t>[المتن الفعلي: الوقائع / الأسباب / المنطوق] ===</w:t>
         <w:br/>
         <w:t>أسامة بن احمد بن عباس زيني</w:t>
       </w:r>
@@ -121,27 +107,25 @@
     </w:p>
     <w:p>
       <w:pPr>
+        <w:pStyle w:val="Heading2"/>
         <w:jc w:val="right"/>
         <w:bidi/>
       </w:pPr>
       <w:r>
-        <w:rPr>
-          <w:b w:val="0"/>
-          <w:i w:val="0"/>
-        </w:rPr>
+        <w:t>[الطلبات / المرفقات] ===</w:t>
+        <w:br/>
         <w:t>المرافعة: عقدت الجلسة عن بعد عبر الاتصال المرئي ونظام تقاضي. أشارت الدائرة إلى تقديم وكيل المدعين مذكرته المثبتة بياناتهم بالمحضر، وحضور الأطراف. المذكرة المقدمة من المدعى عليه يحاول فيها أن ينصل من المذكرة المقدمة قبل الجلسة. وكيل المدعين يؤكد عدم صحة العقد المقدم من المدعى عليه (بإقرار المحاسب طلال أبو غزالة أن تقريره يخص الشركة وقيمة الحصص). القيمة المقيّدة قيمة اسمية. التخارج يخص حصص شركة احمد زيني واولاده ولا يخص حصص الشركة محل النزاع. عند اختلاف الثمن فالقول قول البائع (حديث ابن مسعود). المدعى عليه قام بتصفية الشركة فإنه يضمن القيمة. الطلبات: أولا: الزام المدعى عليه بأن يدفع لموكلي عدنان مبلغ (97,762,042 ريال) ببطلان عقد البيع وإثبات القيمة السوقية. ثانيا: أن يدفع لموكلتي عاتقة الحرازي مبلغ (27,932,012 ريال) عن نصيبه من حصة والده وفق التقييم المعتبر. وعقّب وكيل المدعى عليه بأن ذلك كله تم الرد عليه سلفا.</w:t>
       </w:r>
     </w:p>
     <w:p>
       <w:pPr>
+        <w:pStyle w:val="Heading2"/>
         <w:jc w:val="right"/>
         <w:bidi/>
       </w:pPr>
       <w:r>
-        <w:rPr>
-          <w:b w:val="0"/>
-          <w:i w:val="0"/>
-        </w:rPr>
+        <w:t>[المتن الفعلي: الوقائع / الأسباب / المنطوق] ===</w:t>
+        <w:br/>
         <w:t>قرارات الجلسة: رفع الجلسة للمداولة.</w:t>
       </w:r>
     </w:p>
@@ -168,7 +152,7 @@
           <w:b w:val="0"/>
           <w:i w:val="0"/>
         </w:rPr>
-        <w:t>.اوعلا حلاص نب فاسع ةيئاضقلا ةرئادلا سيئر / يريطملا دعس دوعس رمع ليكو / يريطملا دعس دوعس رمع 2003 يعطملا / ينيز سابع دمحا ةماسا هيلع ىعدم / يناطحقلا رصان دجام ناطلس يماحم / يبلعثلا زاوف دمحم يماحم / يريدسلا ناميلس دمحم ناميلس يماحم / يثراحلا فلخ قراط يماحم / ينيز سابع دمحا ناندع يعدملا :عيقاوتلا</w:t>
+        <w:t>التواقيع: المدعي عدنان احمد عباس زيني / محامي طارق خلف الحارثي / محامي سليمان محمد سليمان السديري / محامي محمد فواز الثعلبي / محامي سلطان ماجد ناصر القحطاني / مدعى عليه اسامة احمد عباس زيني / المطعي 2003 عمر سعود سعد المطيري / وكيل عمر سعود سعد المطيري / رئيس الدائرة القضائية عساف بن صالح العوا.</w:t>
       </w:r>
     </w:p>
     <w:p>
